--- a/audit_tool/manuscript/PathA_Revision_Record.docx
+++ b/audit_tool/manuscript/PathA_Revision_Record.docx
@@ -697,7 +697,7 @@
     </w:p>
     <w:p>
       <w:r>
-        <w:t>The package is versioned as seismic-eval-audit-v0.1.1 in the existing GitHub repository, with its own directory and manifests. The prior Zenodo DOI remains attached to its historical archive; no new DOI is asserted. The previous editorial decision was rejection, not an invitation to revise. A presubmission inquiry may ask the editor whether Methodology or Software is the more appropriate category. No inquiry or submission has been sent by this workflow.</w:t>
+        <w:t>The package is versioned as seismic-eval-audit-v0.1.2 in the existing GitHub repository, with its own directory and manifests. The prior Zenodo DOI remains attached to its historical archive; no new DOI is asserted. The previous editorial decision was rejection, not an invitation to revise. A presubmission inquiry may ask the editor whether Methodology or Software is the more appropriate category. No inquiry or submission has been sent by this workflow.</w:t>
       </w:r>
     </w:p>
     <w:p>
